--- a/docs/feasibility/02_Managed-AWS-Alliances_Feasibility-Study.docx
+++ b/docs/feasibility/02_Managed-AWS-Alliances_Feasibility-Study.docx
@@ -3526,7 +3526,41 @@
                 <w:sz w:val="20"/>
                 <w:szCs w:val="20"/>
               </w:rPr>
-              <w:t xml:space="preserve">Not applicable — two partners.</w:t>
+              <w:t xml:space="preserve">Automatum and OBP propose Managed AWS Alliances: OBP acts as the ISV's Director of Alliances for twelve months across three strictly additive tiers, priced $2,500 / $5,000 / $7,500 a month.</w:t>
+            </w:r>
+          </w:p>
+          <w:p>
+            <w:pPr>
+              <w:rPr>
+                <w:rFonts w:ascii="Amazon Ember" w:hAnsi="Amazon Ember" w:cs="Amazon Ember"/>
+                <w:sz w:val="20"/>
+                <w:szCs w:val="20"/>
+              </w:rPr>
+            </w:pPr>
+            <w:r>
+              <w:rPr>
+                <w:rFonts w:ascii="Amazon Ember" w:hAnsi="Amazon Ember" w:cs="Amazon Ember"/>
+                <w:sz w:val="20"/>
+                <w:szCs w:val="20"/>
+              </w:rPr>
+              <w:t xml:space="preserve">The solution puts a named owner on the AWS partnership and drives the ISV's own AWS programme progression. What the partners commit to is the machinery — a named owner with a named backup, partnership reviews held and minuted, quarterly AWS plans, and every ISV Accelerate, Competency, MDF and BOX Program listing application prepared and filed. What they target, and do not guarantee, is what AWS decides: acceptance, MDF availability, listings approved and AWS-sourced leads.</w:t>
+            </w:r>
+          </w:p>
+          <w:p>
+            <w:pPr>
+              <w:rPr>
+                <w:rFonts w:ascii="Amazon Ember" w:hAnsi="Amazon Ember" w:cs="Amazon Ember"/>
+                <w:sz w:val="20"/>
+                <w:szCs w:val="20"/>
+              </w:rPr>
+            </w:pPr>
+            <w:r>
+              <w:rPr>
+                <w:rFonts w:ascii="Amazon Ember" w:hAnsi="Amazon Ember" w:cs="Amazon Ember"/>
+                <w:sz w:val="20"/>
+                <w:szCs w:val="20"/>
+              </w:rPr>
+              <w:t xml:space="preserve">The solution pairs with the Marketplace Compliance Accelerator, which produces the listing the partnership is built around. Both are proposed for wave one.</w:t>
             </w:r>
           </w:p>
         </w:tc>
@@ -3580,7 +3614,41 @@
                 <w:sz w:val="20"/>
                 <w:szCs w:val="20"/>
               </w:rPr>
-              <w:t xml:space="preserve">Not applicable — two partners.</w:t>
+              <w:t xml:space="preserve">Final delivery is twelve months of a staffed AWS partnership: a named Director of Alliances, a fixed cadence of partnership reviews and quarterly AWS plans, and a filed application trail against every AWS programme the ISV qualifies for.</w:t>
+            </w:r>
+          </w:p>
+          <w:p>
+            <w:pPr>
+              <w:rPr>
+                <w:rFonts w:ascii="Amazon Ember" w:hAnsi="Amazon Ember" w:cs="Amazon Ember"/>
+                <w:sz w:val="20"/>
+                <w:szCs w:val="20"/>
+              </w:rPr>
+            </w:pPr>
+            <w:r>
+              <w:rPr>
+                <w:rFonts w:ascii="Amazon Ember" w:hAnsi="Amazon Ember" w:cs="Amazon Ember"/>
+                <w:sz w:val="20"/>
+                <w:szCs w:val="20"/>
+              </w:rPr>
+              <w:t xml:space="preserve">Tier outcomes the ISV pursues: at Essentials, ISV Accelerate acceptance (unlocking up to 25k in MDF), one Competency acceptance (up to 50k in MDF), one BOX Program listing (unlocking 35k in AWS credits, 35k in cash and 55 leads via a sponsored AWS marketing campaign), and AWS-facing marketing collateral. At Growth, up to three Competency acceptances and three BOX Program listings, quarterly events, weekly ACE hygiene checks and funding application support. At Professional, all applicable Competency programmes, uncapped BOX Program listings, and introductions to four Account Executives, two Partner Sales Managers and one Segment Leader.</w:t>
+            </w:r>
+          </w:p>
+          <w:p>
+            <w:pPr>
+              <w:rPr>
+                <w:rFonts w:ascii="Amazon Ember" w:hAnsi="Amazon Ember" w:cs="Amazon Ember"/>
+                <w:sz w:val="20"/>
+                <w:szCs w:val="20"/>
+              </w:rPr>
+            </w:pPr>
+            <w:r>
+              <w:rPr>
+                <w:rFonts w:ascii="Amazon Ember" w:hAnsi="Amazon Ember" w:cs="Amazon Ember"/>
+                <w:sz w:val="20"/>
+                <w:szCs w:val="20"/>
+              </w:rPr>
+              <w:t xml:space="preserve">The BOX Program listings referenced above are the ISV customer's own participation, which this retainer drives them toward. They are separate from the four Automatum × OBP solutions and their milestones. The figures coincide because both run the same AWS programme schedule.</w:t>
             </w:r>
           </w:p>
         </w:tc>
@@ -3636,7 +3704,41 @@
                 <w:sz w:val="20"/>
                 <w:szCs w:val="20"/>
               </w:rPr>
-              <w:t xml:space="preserve">Not applicable — two partners.</w:t>
+              <w:t xml:space="preserve">Delivery is a staffed alliance function against AWS-operated systems; there is no new software to build.</w:t>
+            </w:r>
+          </w:p>
+          <w:p>
+            <w:pPr>
+              <w:rPr>
+                <w:rFonts w:ascii="Amazon Ember" w:hAnsi="Amazon Ember" w:cs="Amazon Ember"/>
+                <w:sz w:val="20"/>
+                <w:szCs w:val="20"/>
+              </w:rPr>
+            </w:pPr>
+            <w:r>
+              <w:rPr>
+                <w:rFonts w:ascii="Amazon Ember" w:hAnsi="Amazon Ember" w:cs="Amazon Ember"/>
+                <w:sz w:val="20"/>
+                <w:szCs w:val="20"/>
+              </w:rPr>
+              <w:t xml:space="preserve">AWS supplies Partner Central, ACE, the programme applications and the funding mechanisms. Automatum supplies the listing and the seller-of-record position, and files ACE opportunities from [whose Partner Central instance — to confirm]. OBP supplies the alliance function: the named owner, the reviews, the plans, the application preparation and the reporting.</w:t>
+            </w:r>
+          </w:p>
+          <w:p>
+            <w:pPr>
+              <w:rPr>
+                <w:rFonts w:ascii="Amazon Ember" w:hAnsi="Amazon Ember" w:cs="Amazon Ember"/>
+                <w:sz w:val="20"/>
+                <w:szCs w:val="20"/>
+              </w:rPr>
+            </w:pPr>
+            <w:r>
+              <w:rPr>
+                <w:rFonts w:ascii="Amazon Ember" w:hAnsi="Amazon Ember" w:cs="Amazon Ember"/>
+                <w:sz w:val="20"/>
+                <w:szCs w:val="20"/>
+              </w:rPr>
+              <w:t xml:space="preserve">No third-party component is licensed into this solution. No component is used that is not listed here. Licence cost recovery sits inside the engagement fee.</w:t>
             </w:r>
           </w:p>
         </w:tc>
@@ -3692,7 +3794,41 @@
                 <w:sz w:val="20"/>
                 <w:szCs w:val="20"/>
               </w:rPr>
-              <w:t xml:space="preserve">Not applicable — two partners.</w:t>
+              <w:t xml:space="preserve">Target market: ISVs with an AWS listing and AWS revenue ambition, but no dedicated alliance staff — typically below the size at which a full-time Director of Alliances is affordable.</w:t>
+            </w:r>
+          </w:p>
+          <w:p>
+            <w:pPr>
+              <w:rPr>
+                <w:rFonts w:ascii="Amazon Ember" w:hAnsi="Amazon Ember" w:cs="Amazon Ember"/>
+                <w:sz w:val="20"/>
+                <w:szCs w:val="20"/>
+              </w:rPr>
+            </w:pPr>
+            <w:r>
+              <w:rPr>
+                <w:rFonts w:ascii="Amazon Ember" w:hAnsi="Amazon Ember" w:cs="Amazon Ember"/>
+                <w:sz w:val="20"/>
+                <w:szCs w:val="20"/>
+              </w:rPr>
+              <w:t xml:space="preserve">Demand: driven by the gap between what AWS programmes offer an ISV and what an unstaffed ISV captures. Most ISVs qualify for programme benefits they never apply for.</w:t>
+            </w:r>
+          </w:p>
+          <w:p>
+            <w:pPr>
+              <w:rPr>
+                <w:rFonts w:ascii="Amazon Ember" w:hAnsi="Amazon Ember" w:cs="Amazon Ember"/>
+                <w:sz w:val="20"/>
+                <w:szCs w:val="20"/>
+              </w:rPr>
+            </w:pPr>
+            <w:r>
+              <w:rPr>
+                <w:rFonts w:ascii="Amazon Ember" w:hAnsi="Amazon Ember" w:cs="Amazon Ember"/>
+                <w:sz w:val="20"/>
+                <w:szCs w:val="20"/>
+              </w:rPr>
+              <w:t xml:space="preserve">Competitors: a direct Director of Alliances hire, AWS consulting partners offering alliance advisory, and doing nothing. The differentiator is a named owner at a stated cadence with a filed application trail.</w:t>
             </w:r>
           </w:p>
         </w:tc>
@@ -3748,7 +3884,41 @@
                 <w:sz w:val="20"/>
                 <w:szCs w:val="20"/>
               </w:rPr>
-              <w:t xml:space="preserve">Not applicable — two partners.</w:t>
+              <w:t xml:space="preserve">The solution carries its own overview and deck, and lists under its own Solution ID.</w:t>
+            </w:r>
+          </w:p>
+          <w:p>
+            <w:pPr>
+              <w:rPr>
+                <w:rFonts w:ascii="Amazon Ember" w:hAnsi="Amazon Ember" w:cs="Amazon Ember"/>
+                <w:sz w:val="20"/>
+                <w:szCs w:val="20"/>
+              </w:rPr>
+            </w:pPr>
+            <w:r>
+              <w:rPr>
+                <w:rFonts w:ascii="Amazon Ember" w:hAnsi="Amazon Ember" w:cs="Amazon Ember"/>
+                <w:sz w:val="20"/>
+                <w:szCs w:val="20"/>
+              </w:rPr>
+              <w:t xml:space="preserve">Reach: AWS co-sell through ACE, with five ACE opportunity submissions committed for this solution; joint outbound from both partners; and AWS-facing events run under the retainer itself at Growth and above, which double as a demand channel.</w:t>
+            </w:r>
+          </w:p>
+          <w:p>
+            <w:pPr>
+              <w:rPr>
+                <w:rFonts w:ascii="Amazon Ember" w:hAnsi="Amazon Ember" w:cs="Amazon Ember"/>
+                <w:sz w:val="20"/>
+                <w:szCs w:val="20"/>
+              </w:rPr>
+            </w:pPr>
+            <w:r>
+              <w:rPr>
+                <w:rFonts w:ascii="Amazon Ember" w:hAnsi="Amazon Ember" w:cs="Amazon Ember"/>
+                <w:sz w:val="20"/>
+                <w:szCs w:val="20"/>
+              </w:rPr>
+              <w:t xml:space="preserve">[Sponsored AWS marketing campaign participation — to confirm.]</w:t>
             </w:r>
           </w:p>
         </w:tc>
@@ -3804,7 +3974,41 @@
                 <w:sz w:val="20"/>
                 <w:szCs w:val="20"/>
               </w:rPr>
-              <w:t xml:space="preserve">Not applicable — two partners.</w:t>
+              <w:t xml:space="preserve">OBP staffs each engagement with a named alliance lead and a named backup, so the cadence holds through absence.</w:t>
+            </w:r>
+          </w:p>
+          <w:p>
+            <w:pPr>
+              <w:rPr>
+                <w:rFonts w:ascii="Amazon Ember" w:hAnsi="Amazon Ember" w:cs="Amazon Ember"/>
+                <w:sz w:val="20"/>
+                <w:szCs w:val="20"/>
+              </w:rPr>
+            </w:pPr>
+            <w:r>
+              <w:rPr>
+                <w:rFonts w:ascii="Amazon Ember" w:hAnsi="Amazon Ember" w:cs="Amazon Ember"/>
+                <w:sz w:val="20"/>
+                <w:szCs w:val="20"/>
+              </w:rPr>
+              <w:t xml:space="preserve">Named-owner hours per rung, whether a backup is funded at the bottom rung, and how many accounts one owner can hold are to be capacity-tested against the full additive load at the top rung before any figure is published. [Staffing model — to confirm.]</w:t>
+            </w:r>
+          </w:p>
+          <w:p>
+            <w:pPr>
+              <w:rPr>
+                <w:rFonts w:ascii="Amazon Ember" w:hAnsi="Amazon Ember" w:cs="Amazon Ember"/>
+                <w:sz w:val="20"/>
+                <w:szCs w:val="20"/>
+              </w:rPr>
+            </w:pPr>
+            <w:r>
+              <w:rPr>
+                <w:rFonts w:ascii="Amazon Ember" w:hAnsi="Amazon Ember" w:cs="Amazon Ember"/>
+                <w:sz w:val="20"/>
+                <w:szCs w:val="20"/>
+              </w:rPr>
+              <w:t xml:space="preserve">Hiring is anticipated at [volume threshold — to model].</w:t>
             </w:r>
           </w:p>
         </w:tc>
@@ -3861,7 +4065,41 @@
                 <w:sz w:val="20"/>
                 <w:szCs w:val="20"/>
               </w:rPr>
-              <w:t xml:space="preserve">Not applicable — two partners.</w:t>
+              <w:t xml:space="preserve">Wave one of a two-wave submission sequence, submitted alongside the Marketplace Compliance Accelerator.</w:t>
+            </w:r>
+          </w:p>
+          <w:p>
+            <w:pPr>
+              <w:rPr>
+                <w:rFonts w:ascii="Amazon Ember" w:hAnsi="Amazon Ember" w:cs="Amazon Ember"/>
+                <w:sz w:val="20"/>
+                <w:szCs w:val="20"/>
+              </w:rPr>
+            </w:pPr>
+            <w:r>
+              <w:rPr>
+                <w:rFonts w:ascii="Amazon Ember" w:hAnsi="Amazon Ember" w:cs="Amazon Ember"/>
+                <w:sz w:val="20"/>
+                <w:szCs w:val="20"/>
+              </w:rPr>
+              <w:t xml:space="preserve">Per engagement: a twelve-month term, with the review and planning cadence running from kickoff. [Cadence counts and the action-log service level — to confirm with the staffing model.]</w:t>
+            </w:r>
+          </w:p>
+          <w:p>
+            <w:pPr>
+              <w:rPr>
+                <w:rFonts w:ascii="Amazon Ember" w:hAnsi="Amazon Ember" w:cs="Amazon Ember"/>
+                <w:sz w:val="20"/>
+                <w:szCs w:val="20"/>
+              </w:rPr>
+            </w:pPr>
+            <w:r>
+              <w:rPr>
+                <w:rFonts w:ascii="Amazon Ember" w:hAnsi="Amazon Ember" w:cs="Amazon Ember"/>
+                <w:sz w:val="20"/>
+                <w:szCs w:val="20"/>
+              </w:rPr>
+              <w:t xml:space="preserve">Constraints: every programme outcome depends on AWS decision timelines outside the partners' control; the twelve-month listing deadline applies from entry [clock basis — to confirm with AWS].</w:t>
             </w:r>
           </w:p>
         </w:tc>
@@ -3917,7 +4155,24 @@
                 <w:sz w:val="20"/>
                 <w:szCs w:val="20"/>
               </w:rPr>
-              <w:t xml:space="preserve">Not applicable — two partners.</w:t>
+              <w:t xml:space="preserve">List price $2,500 / $5,000 / $7,500 a month across three strictly additive tiers, on a twelve-month term. Priced on the seniority of the person on the account.</w:t>
+            </w:r>
+          </w:p>
+          <w:p>
+            <w:pPr>
+              <w:rPr>
+                <w:rFonts w:ascii="Amazon Ember" w:hAnsi="Amazon Ember" w:cs="Amazon Ember"/>
+                <w:sz w:val="20"/>
+                <w:szCs w:val="20"/>
+              </w:rPr>
+            </w:pPr>
+            <w:r>
+              <w:rPr>
+                <w:rFonts w:ascii="Amazon Ember" w:hAnsi="Amazon Ember" w:cs="Amazon Ember"/>
+                <w:sz w:val="20"/>
+                <w:szCs w:val="20"/>
+              </w:rPr>
+              <w:t xml:space="preserve">Included volumes and overflow rates per rung are being set alongside the staffing model. Revenue split between the partners is under negotiation. [Volume forecast, retainer payment terms and margin — to supply.]</w:t>
             </w:r>
           </w:p>
         </w:tc>
@@ -3973,7 +4228,7 @@
                 <w:sz w:val="20"/>
                 <w:szCs w:val="20"/>
               </w:rPr>
-              <w:t xml:space="preserve">Not applicable — two partners.</w:t>
+              <w:t xml:space="preserve">[Insert architecture diagram — to supply.]</w:t>
             </w:r>
           </w:p>
         </w:tc>
@@ -4029,7 +4284,7 @@
                 <w:sz w:val="20"/>
                 <w:szCs w:val="20"/>
               </w:rPr>
-              <w:t xml:space="preserve">Not applicable — two partners.</w:t>
+              <w:t xml:space="preserve">[Initial customers involved in solution design, with ACE opportunity links where entered — to supply.]</w:t>
             </w:r>
           </w:p>
         </w:tc>
@@ -4085,7 +4340,41 @@
                 <w:sz w:val="20"/>
                 <w:szCs w:val="20"/>
               </w:rPr>
-              <w:t xml:space="preserve">Not applicable — two partners.</w:t>
+              <w:t xml:space="preserve">Both partners recommend proceeding, in wave one alongside the Marketplace Compliance Accelerator.</w:t>
+            </w:r>
+          </w:p>
+          <w:p>
+            <w:pPr>
+              <w:rPr>
+                <w:rFonts w:ascii="Amazon Ember" w:hAnsi="Amazon Ember" w:cs="Amazon Ember"/>
+                <w:sz w:val="20"/>
+                <w:szCs w:val="20"/>
+              </w:rPr>
+            </w:pPr>
+            <w:r>
+              <w:rPr>
+                <w:rFonts w:ascii="Amazon Ember" w:hAnsi="Amazon Ember" w:cs="Amazon Ember"/>
+                <w:sz w:val="20"/>
+                <w:szCs w:val="20"/>
+              </w:rPr>
+              <w:t xml:space="preserve">Findings: a line-of-business buyer and a top-line outcome, with a commercial model sound at list price. The open risk is delivery capacity rather than demand — every commitment here is a staffing commitment, and none should be published before the capacity model is tested.</w:t>
+            </w:r>
+          </w:p>
+          <w:p>
+            <w:pPr>
+              <w:rPr>
+                <w:rFonts w:ascii="Amazon Ember" w:hAnsi="Amazon Ember" w:cs="Amazon Ember"/>
+                <w:sz w:val="20"/>
+                <w:szCs w:val="20"/>
+              </w:rPr>
+            </w:pPr>
+            <w:r>
+              <w:rPr>
+                <w:rFonts w:ascii="Amazon Ember" w:hAnsi="Amazon Ember" w:cs="Amazon Ember"/>
+                <w:sz w:val="20"/>
+                <w:szCs w:val="20"/>
+              </w:rPr>
+              <w:t xml:space="preserve">Open before build: the staffing model; the commercial terms between the partners; whose Partner Central instance ACE opportunities are filed into; and confirmation that Automatum is lead partner of record on this Solution ID.</w:t>
             </w:r>
           </w:p>
         </w:tc>
@@ -4178,7 +4467,7 @@
                 <w:sz w:val="20"/>
                 <w:szCs w:val="20"/>
               </w:rPr>
-              <w:t xml:space="preserve">Not applicable — two partners.</w:t>
+              <w:t xml:space="preserve">OBP is first line of support and owns the customer relationship through a named alliance lead with a named backup. Automatum is first line for the listing, private offers, selling authorizations and the seller-of-record position. Escalation between the partners is [named path — to define].</w:t>
             </w:r>
           </w:p>
         </w:tc>
@@ -4232,7 +4521,7 @@
                 <w:sz w:val="20"/>
                 <w:szCs w:val="20"/>
               </w:rPr>
-              <w:t xml:space="preserve">Not applicable — two partners.</w:t>
+              <w:t xml:space="preserve">Both partners source, and AWS sources through ACE, where five opportunity submissions are committed for this solution. An opportunity belongs to exactly one solution and is registered against this Solution ID; a customer's own ACE submissions follow their opportunity flow and are not an entitlement of five. Where a customer buys more than one of the four, the higher solution's commit column governs any overlap and the same work is not billed twice.</w:t>
             </w:r>
           </w:p>
         </w:tc>
@@ -4288,7 +4577,7 @@
                 <w:sz w:val="20"/>
                 <w:szCs w:val="20"/>
               </w:rPr>
-              <w:t xml:space="preserve">Not applicable — two partners.</w:t>
+              <w:t xml:space="preserve">Not yet. The revenue split on each line, the flow of funds and payment trigger, Marketplace fee treatment and milestone apportionment are on the agenda for a partner call and remain unsettled. One dependency is specific to this solution and to Managed Marketplace Operations: OBP cannot publish a response-time commitment until Automatum agrees matching internal turnarounds behind it, covering offer issue, listing configuration submission, selling authorizations and the Partner Central instance ACE is filed into.</w:t>
             </w:r>
           </w:p>
         </w:tc>

--- a/docs/feasibility/02_Managed-AWS-Alliances_Feasibility-Study.docx
+++ b/docs/feasibility/02_Managed-AWS-Alliances_Feasibility-Study.docx
@@ -4216,19 +4216,49 @@
           </w:tcPr>
           <w:p>
             <w:pPr>
-              <w:rPr>
-                <w:rFonts w:ascii="Amazon Ember" w:hAnsi="Amazon Ember" w:cs="Amazon Ember"/>
-                <w:sz w:val="20"/>
-                <w:szCs w:val="20"/>
-              </w:rPr>
-            </w:pPr>
-            <w:r>
-              <w:rPr>
-                <w:rFonts w:ascii="Amazon Ember" w:hAnsi="Amazon Ember" w:cs="Amazon Ember"/>
-                <w:sz w:val="20"/>
-                <w:szCs w:val="20"/>
-              </w:rPr>
-              <w:t xml:space="preserve">[Insert architecture diagram — to supply.]</w:t>
+              <w:jc w:val="center"/>
+              <w:rPr>
+                <w:rFonts w:ascii="Amazon Ember" w:hAnsi="Amazon Ember" w:cs="Amazon Ember"/>
+                <w:sz w:val="20"/>
+                <w:szCs w:val="20"/>
+              </w:rPr>
+            </w:pPr>
+            <w:r>
+              <w:drawing xmlns:a="http://schemas.openxmlformats.org/drawingml/2006/main" xmlns:pic="http://schemas.openxmlformats.org/drawingml/2006/picture">
+                <wp:inline distT="0" distB="0" distL="0" distR="0">
+                  <wp:extent cx="5212080" cy="4407408"/>
+                  <wp:effectExtent l="0" t="0" r="0" b="0"/>
+                  <wp:docPr id="1001" name="02_Managed-AWS-Alliances_architecture.png" descr="Four lanes — ISV customer, OBP, Automatum and AWS. OBP's Director of Alliances runs the reviews, plans and reporting the ISV's CEO and CRO receive, and prepares and files programme applications into AWS Partner Central, which holds ACE opportunities, ISV Accelerate, Competency, MDF and BOX Program listing. Automatum supplies the listing and seller-of-record position; the Partner Central instance ACE opportunities are filed from is dashed, pending confirmation. The benefits the ISV captures return on a dashed arrow, because AWS decides them."/>
+                  <wp:cNvGraphicFramePr>
+                    <a:graphicFrameLocks noChangeAspect="1"/>
+                  </wp:cNvGraphicFramePr>
+                  <a:graphic>
+                    <a:graphicData uri="http://schemas.openxmlformats.org/drawingml/2006/picture">
+                      <pic:pic>
+                        <pic:nvPicPr>
+                          <pic:cNvPr id="1001" name="02_Managed-AWS-Alliances_architecture.png" descr="Four lanes — ISV customer, OBP, Automatum and AWS. OBP's Director of Alliances runs the reviews, plans and reporting the ISV's CEO and CRO receive, and prepares and files programme applications into AWS Partner Central, which holds ACE opportunities, ISV Accelerate, Competency, MDF and BOX Program listing. Automatum supplies the listing and seller-of-record position; the Partner Central instance ACE opportunities are filed from is dashed, pending confirmation. The benefits the ISV captures return on a dashed arrow, because AWS decides them."/>
+                          <pic:cNvPicPr/>
+                        </pic:nvPicPr>
+                        <pic:blipFill>
+                          <a:blip r:embed="rId12"/>
+                          <a:stretch>
+                            <a:fillRect/>
+                          </a:stretch>
+                        </pic:blipFill>
+                        <pic:spPr>
+                          <a:xfrm>
+                            <a:off x="0" y="0"/>
+                            <a:ext cx="5212080" cy="4407408"/>
+                          </a:xfrm>
+                          <a:prstGeom prst="rect">
+                            <a:avLst/>
+                          </a:prstGeom>
+                        </pic:spPr>
+                      </pic:pic>
+                    </a:graphicData>
+                  </a:graphic>
+                </wp:inline>
+              </w:drawing>
             </w:r>
           </w:p>
         </w:tc>

--- a/docs/feasibility/02_Managed-AWS-Alliances_Feasibility-Study.docx
+++ b/docs/feasibility/02_Managed-AWS-Alliances_Feasibility-Study.docx
@@ -835,7 +835,7 @@
                 <w:sz w:val="20"/>
                 <w:szCs w:val="20"/>
               </w:rPr>
-              <w:t xml:space="preserve">An ISV with an AWS listing but no one running the AWS partnership needs a named Director of Alliances to drive its AWS programme progression — ISV Accelerate, Competency acceptance, MDF, and its own BOX Program listings.</w:t>
+              <w:t xml:space="preserve">An ISV with an AWS listing and an AWS revenue target of its own needs a named Director of Alliances to run the AWS partnership and drive its AWS programme progression — ISV Accelerate, Competency acceptance, MDF, and its own BOX Program listings.</w:t>
             </w:r>
           </w:p>
         </w:tc>
@@ -1075,7 +1075,7 @@
                 <w:sz w:val="20"/>
                 <w:szCs w:val="20"/>
               </w:rPr>
-              <w:t xml:space="preserve">[Launch date — to confirm against the wave one submission schedule]</w:t>
+              <w:t xml:space="preserve">[Launch date — to confirm]</w:t>
             </w:r>
           </w:p>
         </w:tc>
@@ -1320,7 +1320,7 @@
                 <w:sz w:val="20"/>
                 <w:szCs w:val="20"/>
               </w:rPr>
-              <w:t xml:space="preserve">Yes. The buyer is a line-of-business executive (CEO or CRO), the outcome is top-line — AWS-sourced pipeline, co-sell revenue and AWS programme funding the ISV would not otherwise capture — and the solution combines components from AWS (Partner Central, ACE, ISV Accelerate, Competency, MDF), from Automatum (the listing and seller-of-record position) and from OBP (the alliance function itself). It replaces a Director of Alliances hire rather than supplying software.</w:t>
+              <w:t xml:space="preserve">Yes. The buyer is the CRO, with the CEO co-sponsoring at smaller ISVs, and the outcome is top-line: net new revenue and net new customers the ISV sources through AWS. The AWS-sourced pipeline and co-sell revenue the ISV works toward come from the programme benefits it qualifies for and the co-sell opportunities AWS originates. The retainer prepares and files those applications, and from Growth holds weekly ACE hygiene checks; what the ISV pursues on that footing is standing with the AWS field — at Professional, introductions to Account Executives, Partner Sales Managers and a Segment Leader — MDF and sponsored-campaign leads at the top of its funnel, and the co-sell deals AWS routes to it. Each co-sell deal the ISV closes counts on its own books as revenue and a customer won through AWS; where that deal transacts on the ISV's listing, it registers there as a Marketplace transaction and in ACE as an entry of the ISV's own. The solution combines components from AWS (Partner Central, ACE, ISV Accelerate, Competency, MDF), from Automatum (the listing and seller-of-record position) and from OBP (the alliance function itself). What it supplies is the Director of Alliances seat, staffed as a retained service.</w:t>
             </w:r>
           </w:p>
         </w:tc>
@@ -1552,7 +1552,7 @@
                 <w:sz w:val="20"/>
                 <w:szCs w:val="20"/>
               </w:rPr>
-              <w:t xml:space="preserve">[CEO or CRO] — to be validated against OBP's closed and in-flight deals.</w:t>
+              <w:t xml:space="preserve">[CRO] — the revenue owner who carries the ISV's AWS-sourced pipeline and co-sell revenue. [CEO] co-sponsors at ISVs where the CEO carries the revenue number. Both to be validated against OBP's closed and in-flight deals.</w:t>
             </w:r>
           </w:p>
         </w:tc>
@@ -3543,24 +3543,24 @@
                 <w:sz w:val="20"/>
                 <w:szCs w:val="20"/>
               </w:rPr>
-              <w:t xml:space="preserve">The solution puts a named owner on the AWS partnership and drives the ISV's own AWS programme progression. What the partners commit to is the machinery — a named owner with a named backup, partnership reviews held and minuted, quarterly AWS plans, and every ISV Accelerate, Competency, MDF and BOX Program listing application prepared and filed. What they target, and do not guarantee, is what AWS decides: acceptance, MDF availability, listings approved and AWS-sourced leads.</w:t>
-            </w:r>
-          </w:p>
-          <w:p>
-            <w:pPr>
-              <w:rPr>
-                <w:rFonts w:ascii="Amazon Ember" w:hAnsi="Amazon Ember" w:cs="Amazon Ember"/>
-                <w:sz w:val="20"/>
-                <w:szCs w:val="20"/>
-              </w:rPr>
-            </w:pPr>
-            <w:r>
-              <w:rPr>
-                <w:rFonts w:ascii="Amazon Ember" w:hAnsi="Amazon Ember" w:cs="Amazon Ember"/>
-                <w:sz w:val="20"/>
-                <w:szCs w:val="20"/>
-              </w:rPr>
-              <w:t xml:space="preserve">The solution pairs with the Marketplace Compliance Accelerator, which produces the listing the partnership is built around. Both are proposed for wave one.</w:t>
+              <w:t xml:space="preserve">The solution puts a named owner on the AWS partnership and drives the ISV's own AWS programme progression. What the partners commit to is the machinery — a named owner with a named backup, partnership reviews held and minuted, quarterly AWS plans, and every ISV Accelerate, Competency, MDF and BOX Program listing application prepared and filed. What they target is what AWS decides: acceptance, MDF availability, listings approved and AWS-sourced leads.</w:t>
+            </w:r>
+          </w:p>
+          <w:p>
+            <w:pPr>
+              <w:rPr>
+                <w:rFonts w:ascii="Amazon Ember" w:hAnsi="Amazon Ember" w:cs="Amazon Ember"/>
+                <w:sz w:val="20"/>
+                <w:szCs w:val="20"/>
+              </w:rPr>
+            </w:pPr>
+            <w:r>
+              <w:rPr>
+                <w:rFonts w:ascii="Amazon Ember" w:hAnsi="Amazon Ember" w:cs="Amazon Ember"/>
+                <w:sz w:val="20"/>
+                <w:szCs w:val="20"/>
+              </w:rPr>
+              <w:t xml:space="preserve">For the CRO the outcome is the top line: net new revenue and net new customers the ISV pursues through AWS — the programme benefits it qualifies for, and the co-sell opportunities that originate with AWS. For the CEO, who co-sponsors at the smaller end of that market, it is a staffed AWS partnership and the AWS programme funding the ISV goes after.</w:t>
             </w:r>
           </w:p>
         </w:tc>
@@ -3648,7 +3648,7 @@
                 <w:sz w:val="20"/>
                 <w:szCs w:val="20"/>
               </w:rPr>
-              <w:t xml:space="preserve">The BOX Program listings referenced above are the ISV customer's own participation, which this retainer drives them toward. They are separate from the four Automatum × OBP solutions and their milestones. The figures coincide because both run the same AWS programme schedule.</w:t>
+              <w:t xml:space="preserve">The BOX Program listings referenced above are the ISV customer's own participation, which this retainer drives them toward.</w:t>
             </w:r>
           </w:p>
         </w:tc>
@@ -3704,41 +3704,41 @@
                 <w:sz w:val="20"/>
                 <w:szCs w:val="20"/>
               </w:rPr>
-              <w:t xml:space="preserve">Delivery is a staffed alliance function against AWS-operated systems; there is no new software to build.</w:t>
-            </w:r>
-          </w:p>
-          <w:p>
-            <w:pPr>
-              <w:rPr>
-                <w:rFonts w:ascii="Amazon Ember" w:hAnsi="Amazon Ember" w:cs="Amazon Ember"/>
-                <w:sz w:val="20"/>
-                <w:szCs w:val="20"/>
-              </w:rPr>
-            </w:pPr>
-            <w:r>
-              <w:rPr>
-                <w:rFonts w:ascii="Amazon Ember" w:hAnsi="Amazon Ember" w:cs="Amazon Ember"/>
-                <w:sz w:val="20"/>
-                <w:szCs w:val="20"/>
-              </w:rPr>
-              <w:t xml:space="preserve">AWS supplies Partner Central, ACE, the programme applications and the funding mechanisms. Automatum supplies the listing and the seller-of-record position, and files ACE opportunities from [whose Partner Central instance — to confirm]. OBP supplies the alliance function: the named owner, the reviews, the plans, the application preparation and the reporting.</w:t>
-            </w:r>
-          </w:p>
-          <w:p>
-            <w:pPr>
-              <w:rPr>
-                <w:rFonts w:ascii="Amazon Ember" w:hAnsi="Amazon Ember" w:cs="Amazon Ember"/>
-                <w:sz w:val="20"/>
-                <w:szCs w:val="20"/>
-              </w:rPr>
-            </w:pPr>
-            <w:r>
-              <w:rPr>
-                <w:rFonts w:ascii="Amazon Ember" w:hAnsi="Amazon Ember" w:cs="Amazon Ember"/>
-                <w:sz w:val="20"/>
-                <w:szCs w:val="20"/>
-              </w:rPr>
-              <w:t xml:space="preserve">No third-party component is licensed into this solution. No component is used that is not listed here. Licence cost recovery sits inside the engagement fee.</w:t>
+              <w:t xml:space="preserve">Delivery is a staffed alliance function: the engagement supplies people, cadence and a filed application trail, and runs entirely on systems AWS already operates.</w:t>
+            </w:r>
+          </w:p>
+          <w:p>
+            <w:pPr>
+              <w:rPr>
+                <w:rFonts w:ascii="Amazon Ember" w:hAnsi="Amazon Ember" w:cs="Amazon Ember"/>
+                <w:sz w:val="20"/>
+                <w:szCs w:val="20"/>
+              </w:rPr>
+            </w:pPr>
+            <w:r>
+              <w:rPr>
+                <w:rFonts w:ascii="Amazon Ember" w:hAnsi="Amazon Ember" w:cs="Amazon Ember"/>
+                <w:sz w:val="20"/>
+                <w:szCs w:val="20"/>
+              </w:rPr>
+              <w:t xml:space="preserve">AWS supplies Partner Central, ACE, the programme applications and the funding mechanisms. Automatum supplies the listing and the seller-of-record position, and files the partners' ACE opportunities from [whose Partner Central instance — to confirm]. OBP supplies the alliance function: the named owner, the reviews, the plans, the application preparation and the reporting.</w:t>
+            </w:r>
+          </w:p>
+          <w:p>
+            <w:pPr>
+              <w:rPr>
+                <w:rFonts w:ascii="Amazon Ember" w:hAnsi="Amazon Ember" w:cs="Amazon Ember"/>
+                <w:sz w:val="20"/>
+                <w:szCs w:val="20"/>
+              </w:rPr>
+            </w:pPr>
+            <w:r>
+              <w:rPr>
+                <w:rFonts w:ascii="Amazon Ember" w:hAnsi="Amazon Ember" w:cs="Amazon Ember"/>
+                <w:sz w:val="20"/>
+                <w:szCs w:val="20"/>
+              </w:rPr>
+              <w:t xml:space="preserve">The components listed above are the complete set for the engagement. Licence cost recovery sits inside the engagement fee.</w:t>
             </w:r>
           </w:p>
         </w:tc>
@@ -3794,41 +3794,41 @@
                 <w:sz w:val="20"/>
                 <w:szCs w:val="20"/>
               </w:rPr>
-              <w:t xml:space="preserve">Target market: ISVs with an AWS listing and AWS revenue ambition, but no dedicated alliance staff — typically below the size at which a full-time Director of Alliances is affordable.</w:t>
-            </w:r>
-          </w:p>
-          <w:p>
-            <w:pPr>
-              <w:rPr>
-                <w:rFonts w:ascii="Amazon Ember" w:hAnsi="Amazon Ember" w:cs="Amazon Ember"/>
-                <w:sz w:val="20"/>
-                <w:szCs w:val="20"/>
-              </w:rPr>
-            </w:pPr>
-            <w:r>
-              <w:rPr>
-                <w:rFonts w:ascii="Amazon Ember" w:hAnsi="Amazon Ember" w:cs="Amazon Ember"/>
-                <w:sz w:val="20"/>
-                <w:szCs w:val="20"/>
-              </w:rPr>
-              <w:t xml:space="preserve">Demand: driven by the gap between what AWS programmes offer an ISV and what an unstaffed ISV captures. Most ISVs qualify for programme benefits they never apply for.</w:t>
-            </w:r>
-          </w:p>
-          <w:p>
-            <w:pPr>
-              <w:rPr>
-                <w:rFonts w:ascii="Amazon Ember" w:hAnsi="Amazon Ember" w:cs="Amazon Ember"/>
-                <w:sz w:val="20"/>
-                <w:szCs w:val="20"/>
-              </w:rPr>
-            </w:pPr>
-            <w:r>
-              <w:rPr>
-                <w:rFonts w:ascii="Amazon Ember" w:hAnsi="Amazon Ember" w:cs="Amazon Ember"/>
-                <w:sz w:val="20"/>
-                <w:szCs w:val="20"/>
-              </w:rPr>
-              <w:t xml:space="preserve">Competitors: a direct Director of Alliances hire, AWS consulting partners offering alliance advisory, and doing nothing. The differentiator is a named owner at a stated cadence with a filed application trail.</w:t>
+              <w:t xml:space="preserve">Target market: ISVs with an AWS listing and AWS revenue ambition, typically below the size at which a full-time Director of Alliances is affordable.</w:t>
+            </w:r>
+          </w:p>
+          <w:p>
+            <w:pPr>
+              <w:rPr>
+                <w:rFonts w:ascii="Amazon Ember" w:hAnsi="Amazon Ember" w:cs="Amazon Ember"/>
+                <w:sz w:val="20"/>
+                <w:szCs w:val="20"/>
+              </w:rPr>
+            </w:pPr>
+            <w:r>
+              <w:rPr>
+                <w:rFonts w:ascii="Amazon Ember" w:hAnsi="Amazon Ember" w:cs="Amazon Ember"/>
+                <w:sz w:val="20"/>
+                <w:szCs w:val="20"/>
+              </w:rPr>
+              <w:t xml:space="preserve">Demand: AWS programmes carry benefits an ISV qualifies for through its listing, and AWS awards them on the applications an ISV files and the co-sell records it keeps current. ISVs at this size buy that work to become known to the AWS field, to bring MDF and sponsored campaigns to the top of their funnel, and to win the co-sell deals AWS routes to them. Each such deal is net new revenue and a net new customer for the ISV, and where it transacts on the ISV's listing it lands there as a transaction and in ACE as an entry of the ISV's own — the track record the next round of applications and co-sell is argued from. Building that record cycle after cycle is what the ISV works toward, and AWS decides each further round of benefits and co-sell.</w:t>
+            </w:r>
+          </w:p>
+          <w:p>
+            <w:pPr>
+              <w:rPr>
+                <w:rFonts w:ascii="Amazon Ember" w:hAnsi="Amazon Ember" w:cs="Amazon Ember"/>
+                <w:sz w:val="20"/>
+                <w:szCs w:val="20"/>
+              </w:rPr>
+            </w:pPr>
+            <w:r>
+              <w:rPr>
+                <w:rFonts w:ascii="Amazon Ember" w:hAnsi="Amazon Ember" w:cs="Amazon Ember"/>
+                <w:sz w:val="20"/>
+                <w:szCs w:val="20"/>
+              </w:rPr>
+              <w:t xml:space="preserve">Competitors: a direct Director of Alliances hire, and AWS consulting partners offering alliance advisory. The offer is a named owner at a stated cadence with a filed application trail.</w:t>
             </w:r>
           </w:p>
         </w:tc>
@@ -3884,24 +3884,7 @@
                 <w:sz w:val="20"/>
                 <w:szCs w:val="20"/>
               </w:rPr>
-              <w:t xml:space="preserve">The solution carries its own overview and deck, and lists under its own Solution ID.</w:t>
-            </w:r>
-          </w:p>
-          <w:p>
-            <w:pPr>
-              <w:rPr>
-                <w:rFonts w:ascii="Amazon Ember" w:hAnsi="Amazon Ember" w:cs="Amazon Ember"/>
-                <w:sz w:val="20"/>
-                <w:szCs w:val="20"/>
-              </w:rPr>
-            </w:pPr>
-            <w:r>
-              <w:rPr>
-                <w:rFonts w:ascii="Amazon Ember" w:hAnsi="Amazon Ember" w:cs="Amazon Ember"/>
-                <w:sz w:val="20"/>
-                <w:szCs w:val="20"/>
-              </w:rPr>
-              <w:t xml:space="preserve">Reach: AWS co-sell through ACE, with five ACE opportunity submissions committed for this solution; joint outbound from both partners; and AWS-facing events run under the retainer itself at Growth and above, which double as a demand channel.</w:t>
+              <w:t xml:space="preserve">Reach: AWS co-sell through ACE, with five ACE opportunity submissions committed by the partners for this solution; and joint outbound from both partners.</w:t>
             </w:r>
           </w:p>
           <w:p>
@@ -3991,7 +3974,7 @@
                 <w:sz w:val="20"/>
                 <w:szCs w:val="20"/>
               </w:rPr>
-              <w:t xml:space="preserve">Named-owner hours per rung, whether a backup is funded at the bottom rung, and how many accounts one owner can hold are to be capacity-tested against the full additive load at the top rung before any figure is published. [Staffing model — to confirm.]</w:t>
+              <w:t xml:space="preserve">The staffing model sets named-owner hours per rung and how many accounts one owner can hold. [Staffing model — to confirm.]</w:t>
             </w:r>
           </w:p>
           <w:p>
@@ -4065,23 +4048,6 @@
                 <w:sz w:val="20"/>
                 <w:szCs w:val="20"/>
               </w:rPr>
-              <w:t xml:space="preserve">Wave one of a two-wave submission sequence, submitted alongside the Marketplace Compliance Accelerator.</w:t>
-            </w:r>
-          </w:p>
-          <w:p>
-            <w:pPr>
-              <w:rPr>
-                <w:rFonts w:ascii="Amazon Ember" w:hAnsi="Amazon Ember" w:cs="Amazon Ember"/>
-                <w:sz w:val="20"/>
-                <w:szCs w:val="20"/>
-              </w:rPr>
-            </w:pPr>
-            <w:r>
-              <w:rPr>
-                <w:rFonts w:ascii="Amazon Ember" w:hAnsi="Amazon Ember" w:cs="Amazon Ember"/>
-                <w:sz w:val="20"/>
-                <w:szCs w:val="20"/>
-              </w:rPr>
               <w:t xml:space="preserve">Per engagement: a twelve-month term, with the review and planning cadence running from kickoff. [Cadence counts and the action-log service level — to confirm with the staffing model.]</w:t>
             </w:r>
           </w:p>
@@ -4099,7 +4065,7 @@
                 <w:sz w:val="20"/>
                 <w:szCs w:val="20"/>
               </w:rPr>
-              <w:t xml:space="preserve">Constraints: every programme outcome depends on AWS decision timelines outside the partners' control; the twelve-month listing deadline applies from entry [clock basis — to confirm with AWS].</w:t>
+              <w:t xml:space="preserve">Constraints: every programme outcome runs to AWS decision timelines, which AWS sets; the twelve-month listing deadline applies from entry [clock basis — to confirm with AWS].</w:t>
             </w:r>
           </w:p>
         </w:tc>
@@ -4172,7 +4138,7 @@
                 <w:sz w:val="20"/>
                 <w:szCs w:val="20"/>
               </w:rPr>
-              <w:t xml:space="preserve">Included volumes and overflow rates per rung are being set alongside the staffing model. Revenue split between the partners is under negotiation. [Volume forecast, retainer payment terms and margin — to supply.]</w:t>
+              <w:t xml:space="preserve">Each rung carries its own included volumes and overflow rates. [Volume forecast, retainer payment terms and margin — to supply.]</w:t>
             </w:r>
           </w:p>
         </w:tc>
@@ -4228,7 +4194,7 @@
                 <wp:inline distT="0" distB="0" distL="0" distR="0">
                   <wp:extent cx="5212080" cy="4407408"/>
                   <wp:effectExtent l="0" t="0" r="0" b="0"/>
-                  <wp:docPr id="1001" name="02_Managed-AWS-Alliances_architecture.png" descr="Four lanes — ISV customer, OBP, Automatum and AWS. OBP's Director of Alliances runs the reviews, plans and reporting the ISV's CEO and CRO receive, and prepares and files programme applications into AWS Partner Central, which holds ACE opportunities, ISV Accelerate, Competency, MDF and BOX Program listing. Automatum supplies the listing and seller-of-record position; the Partner Central instance ACE opportunities are filed from is dashed, pending confirmation. The benefits the ISV captures return on a dashed arrow, because AWS decides them."/>
+                  <wp:docPr id="1001" name="02_Managed-AWS-Alliances_architecture.png" descr="Four lanes — ISV customer, OBP, Automatum and AWS. OBP's Director of Alliances runs the reviews, plans and reporting the ISV's CRO and CEO receive, and prepares and files programme applications into AWS Partner Central, which holds the ISV's own ACE opportunities, ISV Accelerate, Competency, MDF and BOX Program listing. Automatum supplies the listing and seller-of-record position; the Partner Central instance the partners' own ACE opportunity submissions are filed from is dashed, pending confirmation. The benefits the ISV captures return on a dashed arrow, because AWS decides them."/>
                   <wp:cNvGraphicFramePr>
                     <a:graphicFrameLocks noChangeAspect="1"/>
                   </wp:cNvGraphicFramePr>
@@ -4236,7 +4202,7 @@
                     <a:graphicData uri="http://schemas.openxmlformats.org/drawingml/2006/picture">
                       <pic:pic>
                         <pic:nvPicPr>
-                          <pic:cNvPr id="1001" name="02_Managed-AWS-Alliances_architecture.png" descr="Four lanes — ISV customer, OBP, Automatum and AWS. OBP's Director of Alliances runs the reviews, plans and reporting the ISV's CEO and CRO receive, and prepares and files programme applications into AWS Partner Central, which holds ACE opportunities, ISV Accelerate, Competency, MDF and BOX Program listing. Automatum supplies the listing and seller-of-record position; the Partner Central instance ACE opportunities are filed from is dashed, pending confirmation. The benefits the ISV captures return on a dashed arrow, because AWS decides them."/>
+                          <pic:cNvPr id="1001" name="02_Managed-AWS-Alliances_architecture.png" descr="Four lanes — ISV customer, OBP, Automatum and AWS. OBP's Director of Alliances runs the reviews, plans and reporting the ISV's CRO and CEO receive, and prepares and files programme applications into AWS Partner Central, which holds the ISV's own ACE opportunities, ISV Accelerate, Competency, MDF and BOX Program listing. Automatum supplies the listing and seller-of-record position; the Partner Central instance the partners' own ACE opportunity submissions are filed from is dashed, pending confirmation. The benefits the ISV captures return on a dashed arrow, because AWS decides them."/>
                           <pic:cNvPicPr/>
                         </pic:nvPicPr>
                         <pic:blipFill>
@@ -4370,41 +4336,24 @@
                 <w:sz w:val="20"/>
                 <w:szCs w:val="20"/>
               </w:rPr>
-              <w:t xml:space="preserve">Both partners recommend proceeding, in wave one alongside the Marketplace Compliance Accelerator.</w:t>
-            </w:r>
-          </w:p>
-          <w:p>
-            <w:pPr>
-              <w:rPr>
-                <w:rFonts w:ascii="Amazon Ember" w:hAnsi="Amazon Ember" w:cs="Amazon Ember"/>
-                <w:sz w:val="20"/>
-                <w:szCs w:val="20"/>
-              </w:rPr>
-            </w:pPr>
-            <w:r>
-              <w:rPr>
-                <w:rFonts w:ascii="Amazon Ember" w:hAnsi="Amazon Ember" w:cs="Amazon Ember"/>
-                <w:sz w:val="20"/>
-                <w:szCs w:val="20"/>
-              </w:rPr>
-              <w:t xml:space="preserve">Findings: a line-of-business buyer and a top-line outcome, with a commercial model sound at list price. The open risk is delivery capacity rather than demand — every commitment here is a staffing commitment, and none should be published before the capacity model is tested.</w:t>
-            </w:r>
-          </w:p>
-          <w:p>
-            <w:pPr>
-              <w:rPr>
-                <w:rFonts w:ascii="Amazon Ember" w:hAnsi="Amazon Ember" w:cs="Amazon Ember"/>
-                <w:sz w:val="20"/>
-                <w:szCs w:val="20"/>
-              </w:rPr>
-            </w:pPr>
-            <w:r>
-              <w:rPr>
-                <w:rFonts w:ascii="Amazon Ember" w:hAnsi="Amazon Ember" w:cs="Amazon Ember"/>
-                <w:sz w:val="20"/>
-                <w:szCs w:val="20"/>
-              </w:rPr>
-              <w:t xml:space="preserve">Open before build: the staffing model; the commercial terms between the partners; whose Partner Central instance ACE opportunities are filed into; and confirmation that Automatum is lead partner of record on this Solution ID.</w:t>
+              <w:t xml:space="preserve">Both partners recommend proceeding.</w:t>
+            </w:r>
+          </w:p>
+          <w:p>
+            <w:pPr>
+              <w:rPr>
+                <w:rFonts w:ascii="Amazon Ember" w:hAnsi="Amazon Ember" w:cs="Amazon Ember"/>
+                <w:sz w:val="20"/>
+                <w:szCs w:val="20"/>
+              </w:rPr>
+            </w:pPr>
+            <w:r>
+              <w:rPr>
+                <w:rFonts w:ascii="Amazon Ember" w:hAnsi="Amazon Ember" w:cs="Amazon Ember"/>
+                <w:sz w:val="20"/>
+                <w:szCs w:val="20"/>
+              </w:rPr>
+              <w:t xml:space="preserve">Findings: the buyer is the CRO, and the CEO co-sponsors; the outcome is top-line — AWS-sourced pipeline the ISV converts into net new customers and revenue of its own — with a commercial model sound at list price. Every commitment here is a staffing commitment, and delivery capacity is the open risk.</w:t>
             </w:r>
           </w:p>
         </w:tc>
@@ -4551,7 +4500,7 @@
                 <w:sz w:val="20"/>
                 <w:szCs w:val="20"/>
               </w:rPr>
-              <w:t xml:space="preserve">Both partners source, and AWS sources through ACE, where five opportunity submissions are committed for this solution. An opportunity belongs to exactly one solution and is registered against this Solution ID; a customer's own ACE submissions follow their opportunity flow and are not an entitlement of five. Where a customer buys more than one of the four, the higher solution's commit column governs any overlap and the same work is not billed twice.</w:t>
+              <w:t xml:space="preserve">Both partners source, and AWS sources through ACE, where five opportunity submissions are committed for this solution — Automatum and OBP registering their own sales of it. An opportunity is registered against this Solution ID. The ISV customer's co-sell deals are the customer's own opportunities, raised on the customer's own deals and running through the customer's own opportunity flow.</w:t>
             </w:r>
           </w:p>
         </w:tc>
@@ -4607,7 +4556,7 @@
                 <w:sz w:val="20"/>
                 <w:szCs w:val="20"/>
               </w:rPr>
-              <w:t xml:space="preserve">Not yet. The revenue split on each line, the flow of funds and payment trigger, Marketplace fee treatment and milestone apportionment are on the agenda for a partner call and remain unsettled. One dependency is specific to this solution and to Managed Marketplace Operations: OBP cannot publish a response-time commitment until Automatum agrees matching internal turnarounds behind it, covering offer issue, listing configuration submission, selling authorizations and the Partner Central instance ACE is filed into.</w:t>
+              <w:t xml:space="preserve">Not yet. The commercial terms between the partners cover the revenue split on each line, the flow of funds and payment trigger, Marketplace fee treatment and milestone apportionment.</w:t>
             </w:r>
           </w:p>
         </w:tc>
